--- a/All_Books/01 RED DUST, GOLDEN LIGHT/Word version/RED_DUST__GOLDEN_LIGHT_en_A6.docx
+++ b/All_Books/01 RED DUST, GOLDEN LIGHT/Word version/RED_DUST__GOLDEN_LIGHT_en_A6.docx
@@ -1,6 +1,6 @@
 
 <file path=word/document.xml><?xml version="1.0" encoding="utf-8"?>
-<w:document xmlns:wpc="http://schemas.microsoft.com/office/word/2010/wordprocessingCanvas" xmlns:cx="http://schemas.microsoft.com/office/drawing/2014/chartex" xmlns:cx1="http://schemas.microsoft.com/office/drawing/2015/9/8/chartex" xmlns:cx2="http://schemas.microsoft.com/office/drawing/2015/10/21/chartex" xmlns:cx3="http://schemas.microsoft.com/office/drawing/2016/5/9/chartex" xmlns:cx4="http://schemas.microsoft.com/office/drawing/2016/5/10/chartex" xmlns:cx5="http://schemas.microsoft.com/office/drawing/2016/5/11/chartex" xmlns:cx6="http://schemas.microsoft.com/office/drawing/2016/5/12/chartex" xmlns:cx7="http://schemas.microsoft.com/office/drawing/2016/5/13/chartex" xmlns:cx8="http://schemas.microsoft.com/office/drawing/2016/5/14/chartex" xmlns:mc="http://schemas.openxmlformats.org/markup-compatibility/2006" xmlns:aink="http://schemas.microsoft.com/office/drawing/2016/ink" xmlns:am3d="http://schemas.microsoft.com/office/drawing/2017/model3d" xmlns:o="urn:schemas-microsoft-com:office:office" xmlns:r="http://schemas.openxmlformats.org/officeDocument/2006/relationships" xmlns:m="http://schemas.openxmlformats.org/officeDocument/2006/math" xmlns:v="urn:schemas-microsoft-com:vml" xmlns:wp14="http://schemas.microsoft.com/office/word/2010/wordprocessingDrawing" xmlns:wp="http://schemas.openxmlformats.org/drawingml/2006/wordprocessingDrawing" xmlns:w10="urn:schemas-microsoft-com:office:word" xmlns:w="http://schemas.openxmlformats.org/wordprocessingml/2006/main" xmlns:w14="http://schemas.microsoft.com/office/word/2010/wordml" xmlns:w15="http://schemas.microsoft.com/office/word/2012/wordml" xmlns:w16cex="http://schemas.microsoft.com/office/word/2018/wordml/cex" xmlns:w16cid="http://schemas.microsoft.com/office/word/2016/wordml/cid" xmlns:w16="http://schemas.microsoft.com/office/word/2018/wordml" xmlns:w16sdtdh="http://schemas.microsoft.com/office/word/2020/wordml/sdtdatahash" xmlns:w16se="http://schemas.microsoft.com/office/word/2015/wordml/symex" xmlns:wpg="http://schemas.microsoft.com/office/word/2010/wordprocessingGroup" xmlns:wpi="http://schemas.microsoft.com/office/word/2010/wordprocessingInk" xmlns:wne="http://schemas.microsoft.com/office/word/2006/wordml" xmlns:wps="http://schemas.microsoft.com/office/word/2010/wordprocessingShape" mc:Ignorable="w14 w15 w16se w16cid w16 w16cex w16sdtdh wp14">
+<w:document xmlns:wpc="http://schemas.microsoft.com/office/word/2010/wordprocessingCanvas" xmlns:cx="http://schemas.microsoft.com/office/drawing/2014/chartex" xmlns:mc="http://schemas.openxmlformats.org/markup-compatibility/2006" xmlns:o="urn:schemas-microsoft-com:office:office" xmlns:r="http://schemas.openxmlformats.org/officeDocument/2006/relationships" xmlns:m="http://schemas.openxmlformats.org/officeDocument/2006/math" xmlns:v="urn:schemas-microsoft-com:vml" xmlns:wp14="http://schemas.microsoft.com/office/word/2010/wordprocessingDrawing" xmlns:wp="http://schemas.openxmlformats.org/drawingml/2006/wordprocessingDrawing" xmlns:w10="urn:schemas-microsoft-com:office:word" xmlns:w="http://schemas.openxmlformats.org/wordprocessingml/2006/main" xmlns:w14="http://schemas.microsoft.com/office/word/2010/wordml" xmlns:w15="http://schemas.microsoft.com/office/word/2012/wordml" xmlns:w16se="http://schemas.microsoft.com/office/word/2015/wordml/symex" xmlns:wpg="http://schemas.microsoft.com/office/word/2010/wordprocessingGroup" xmlns:wpi="http://schemas.microsoft.com/office/word/2010/wordprocessingInk" xmlns:wne="http://schemas.microsoft.com/office/word/2006/wordml" xmlns:wps="http://schemas.microsoft.com/office/word/2010/wordprocessingShape" mc:Ignorable="w14 w15 w16se wp14">
   <w:body>
     <w:p>
       <w:pPr>
@@ -16,6 +16,7 @@
           <w:noProof/>
           <w:sz w:val="32"/>
           <w:szCs w:val="32"/>
+          <w:lang w:eastAsia="en-US"/>
         </w:rPr>
         <w:drawing>
           <wp:anchor distT="0" distB="0" distL="114300" distR="114300" simplePos="0" relativeHeight="251658240" behindDoc="0" locked="0" layoutInCell="1" allowOverlap="1" wp14:anchorId="27F4873F" wp14:editId="220AA515">
@@ -478,6 +479,7 @@
           <w:noProof/>
           <w:sz w:val="32"/>
           <w:szCs w:val="32"/>
+          <w:lang w:eastAsia="en-US"/>
         </w:rPr>
         <w:drawing>
           <wp:inline distT="0" distB="0" distL="114300" distR="114300" wp14:anchorId="5FBE7F90" wp14:editId="2A309340">
@@ -11045,18 +11047,40 @@
           <w:szCs w:val="32"/>
           <w:shd w:val="clear" w:color="auto" w:fill="FFFFFF"/>
         </w:rPr>
-        <w:t xml:space="preserve">The strange visitor also clas инноваed his hands in greeting, then </w:t>
-      </w:r>
-      <w:r>
-        <w:rPr>
-          <w:rFonts w:ascii="Palatino Linotype" w:eastAsia="sans-serif" w:hAnsi="Palatino Linotype" w:cs="Palatino Linotype"/>
-          <w:color w:val="1A1C1E"/>
-          <w:sz w:val="32"/>
-          <w:szCs w:val="32"/>
-          <w:shd w:val="clear" w:color="auto" w:fill="FFFFFF"/>
-        </w:rPr>
-        <w:lastRenderedPageBreak/>
-        <w:t>stepped closer. Now, his steps were completely normal, touching the ground like anyone else. He was a man of about forty, dressed in a simple, light-gray cloth garment and soft-soled cloth shoes. He had a very lithe, sturdy build, the tanned skin of someone who often worked outdoors, and his eyes were piercingly bright and sharp.</w:t>
+        <w:t xml:space="preserve">The strange visitor also </w:t>
+      </w:r>
+      <w:r>
+        <w:rPr>
+          <w:rFonts w:ascii="Palatino Linotype" w:eastAsia="sans-serif" w:hAnsi="Palatino Linotype" w:cs="Palatino Linotype"/>
+          <w:color w:val="1A1C1E"/>
+          <w:sz w:val="32"/>
+          <w:szCs w:val="32"/>
+          <w:shd w:val="clear" w:color="auto" w:fill="FFFFFF"/>
+        </w:rPr>
+        <w:t>clasped</w:t>
+      </w:r>
+      <w:bookmarkStart w:id="0" w:name="_GoBack"/>
+      <w:bookmarkEnd w:id="0"/>
+      <w:r>
+        <w:rPr>
+          <w:rFonts w:ascii="Palatino Linotype" w:eastAsia="sans-serif" w:hAnsi="Palatino Linotype" w:cs="Palatino Linotype"/>
+          <w:color w:val="1A1C1E"/>
+          <w:sz w:val="32"/>
+          <w:szCs w:val="32"/>
+          <w:shd w:val="clear" w:color="auto" w:fill="FFFFFF"/>
+        </w:rPr>
+        <w:t xml:space="preserve"> his hands in greeting, then stepped </w:t>
+      </w:r>
+      <w:r>
+        <w:rPr>
+          <w:rFonts w:ascii="Palatino Linotype" w:eastAsia="sans-serif" w:hAnsi="Palatino Linotype" w:cs="Palatino Linotype"/>
+          <w:color w:val="1A1C1E"/>
+          <w:sz w:val="32"/>
+          <w:szCs w:val="32"/>
+          <w:shd w:val="clear" w:color="auto" w:fill="FFFFFF"/>
+        </w:rPr>
+        <w:lastRenderedPageBreak/>
+        <w:t>closer. Now, his steps were completely normal, touching the ground like anyone else. He was a man of about forty, dressed in a simple, light-gray cloth garment and soft-soled cloth shoes. He had a very lithe, sturdy build, the tanned skin of someone who often worked outdoors, and his eyes were piercingly bright and sharp.</w:t>
       </w:r>
     </w:p>
     <w:p>
@@ -38186,6 +38210,7 @@
           <w:noProof/>
           <w:sz w:val="32"/>
           <w:szCs w:val="32"/>
+          <w:lang w:eastAsia="en-US"/>
         </w:rPr>
         <w:drawing>
           <wp:inline distT="0" distB="0" distL="114300" distR="114300" wp14:anchorId="248DD338" wp14:editId="6FECE46E">
@@ -38753,7 +38778,7 @@
 </file>
 
 <file path=word/endnotes.xml><?xml version="1.0" encoding="utf-8"?>
-<w:endnotes xmlns:wpc="http://schemas.microsoft.com/office/word/2010/wordprocessingCanvas" xmlns:cx="http://schemas.microsoft.com/office/drawing/2014/chartex" xmlns:cx1="http://schemas.microsoft.com/office/drawing/2015/9/8/chartex" xmlns:cx2="http://schemas.microsoft.com/office/drawing/2015/10/21/chartex" xmlns:cx3="http://schemas.microsoft.com/office/drawing/2016/5/9/chartex" xmlns:cx4="http://schemas.microsoft.com/office/drawing/2016/5/10/chartex" xmlns:cx5="http://schemas.microsoft.com/office/drawing/2016/5/11/chartex" xmlns:cx6="http://schemas.microsoft.com/office/drawing/2016/5/12/chartex" xmlns:cx7="http://schemas.microsoft.com/office/drawing/2016/5/13/chartex" xmlns:cx8="http://schemas.microsoft.com/office/drawing/2016/5/14/chartex" xmlns:mc="http://schemas.openxmlformats.org/markup-compatibility/2006" xmlns:aink="http://schemas.microsoft.com/office/drawing/2016/ink" xmlns:am3d="http://schemas.microsoft.com/office/drawing/2017/model3d" xmlns:o="urn:schemas-microsoft-com:office:office" xmlns:r="http://schemas.openxmlformats.org/officeDocument/2006/relationships" xmlns:m="http://schemas.openxmlformats.org/officeDocument/2006/math" xmlns:v="urn:schemas-microsoft-com:vml" xmlns:wp14="http://schemas.microsoft.com/office/word/2010/wordprocessingDrawing" xmlns:wp="http://schemas.openxmlformats.org/drawingml/2006/wordprocessingDrawing" xmlns:w10="urn:schemas-microsoft-com:office:word" xmlns:w="http://schemas.openxmlformats.org/wordprocessingml/2006/main" xmlns:w14="http://schemas.microsoft.com/office/word/2010/wordml" xmlns:w15="http://schemas.microsoft.com/office/word/2012/wordml" xmlns:w16cex="http://schemas.microsoft.com/office/word/2018/wordml/cex" xmlns:w16cid="http://schemas.microsoft.com/office/word/2016/wordml/cid" xmlns:w16="http://schemas.microsoft.com/office/word/2018/wordml" xmlns:w16sdtdh="http://schemas.microsoft.com/office/word/2020/wordml/sdtdatahash" xmlns:w16se="http://schemas.microsoft.com/office/word/2015/wordml/symex" xmlns:wpg="http://schemas.microsoft.com/office/word/2010/wordprocessingGroup" xmlns:wpi="http://schemas.microsoft.com/office/word/2010/wordprocessingInk" xmlns:wne="http://schemas.microsoft.com/office/word/2006/wordml" xmlns:wps="http://schemas.microsoft.com/office/word/2010/wordprocessingShape" mc:Ignorable="w14 w15 w16se w16cid w16 w16cex w16sdtdh wp14">
+<w:endnotes xmlns:wpc="http://schemas.microsoft.com/office/word/2010/wordprocessingCanvas" xmlns:cx="http://schemas.microsoft.com/office/drawing/2014/chartex" xmlns:mc="http://schemas.openxmlformats.org/markup-compatibility/2006" xmlns:o="urn:schemas-microsoft-com:office:office" xmlns:r="http://schemas.openxmlformats.org/officeDocument/2006/relationships" xmlns:m="http://schemas.openxmlformats.org/officeDocument/2006/math" xmlns:v="urn:schemas-microsoft-com:vml" xmlns:wp14="http://schemas.microsoft.com/office/word/2010/wordprocessingDrawing" xmlns:wp="http://schemas.openxmlformats.org/drawingml/2006/wordprocessingDrawing" xmlns:w10="urn:schemas-microsoft-com:office:word" xmlns:w="http://schemas.openxmlformats.org/wordprocessingml/2006/main" xmlns:w14="http://schemas.microsoft.com/office/word/2010/wordml" xmlns:w15="http://schemas.microsoft.com/office/word/2012/wordml" xmlns:w16se="http://schemas.microsoft.com/office/word/2015/wordml/symex" xmlns:wpg="http://schemas.microsoft.com/office/word/2010/wordprocessingGroup" xmlns:wpi="http://schemas.microsoft.com/office/word/2010/wordprocessingInk" xmlns:wne="http://schemas.microsoft.com/office/word/2006/wordml" xmlns:wps="http://schemas.microsoft.com/office/word/2010/wordprocessingShape" mc:Ignorable="w14 w15 w16se wp14">
   <w:endnote w:type="separator" w:id="-1">
     <w:p>
       <w:r>
@@ -38772,7 +38797,7 @@
 </file>
 
 <file path=word/footer1.xml><?xml version="1.0" encoding="utf-8"?>
-<w:ftr xmlns:wpc="http://schemas.microsoft.com/office/word/2010/wordprocessingCanvas" xmlns:cx="http://schemas.microsoft.com/office/drawing/2014/chartex" xmlns:cx1="http://schemas.microsoft.com/office/drawing/2015/9/8/chartex" xmlns:cx2="http://schemas.microsoft.com/office/drawing/2015/10/21/chartex" xmlns:cx3="http://schemas.microsoft.com/office/drawing/2016/5/9/chartex" xmlns:cx4="http://schemas.microsoft.com/office/drawing/2016/5/10/chartex" xmlns:cx5="http://schemas.microsoft.com/office/drawing/2016/5/11/chartex" xmlns:cx6="http://schemas.microsoft.com/office/drawing/2016/5/12/chartex" xmlns:cx7="http://schemas.microsoft.com/office/drawing/2016/5/13/chartex" xmlns:cx8="http://schemas.microsoft.com/office/drawing/2016/5/14/chartex" xmlns:mc="http://schemas.openxmlformats.org/markup-compatibility/2006" xmlns:aink="http://schemas.microsoft.com/office/drawing/2016/ink" xmlns:am3d="http://schemas.microsoft.com/office/drawing/2017/model3d" xmlns:o="urn:schemas-microsoft-com:office:office" xmlns:r="http://schemas.openxmlformats.org/officeDocument/2006/relationships" xmlns:m="http://schemas.openxmlformats.org/officeDocument/2006/math" xmlns:v="urn:schemas-microsoft-com:vml" xmlns:wp14="http://schemas.microsoft.com/office/word/2010/wordprocessingDrawing" xmlns:wp="http://schemas.openxmlformats.org/drawingml/2006/wordprocessingDrawing" xmlns:w10="urn:schemas-microsoft-com:office:word" xmlns:w="http://schemas.openxmlformats.org/wordprocessingml/2006/main" xmlns:w14="http://schemas.microsoft.com/office/word/2010/wordml" xmlns:w15="http://schemas.microsoft.com/office/word/2012/wordml" xmlns:w16cex="http://schemas.microsoft.com/office/word/2018/wordml/cex" xmlns:w16cid="http://schemas.microsoft.com/office/word/2016/wordml/cid" xmlns:w16="http://schemas.microsoft.com/office/word/2018/wordml" xmlns:w16sdtdh="http://schemas.microsoft.com/office/word/2020/wordml/sdtdatahash" xmlns:w16se="http://schemas.microsoft.com/office/word/2015/wordml/symex" xmlns:wpg="http://schemas.microsoft.com/office/word/2010/wordprocessingGroup" xmlns:wpi="http://schemas.microsoft.com/office/word/2010/wordprocessingInk" xmlns:wne="http://schemas.microsoft.com/office/word/2006/wordml" xmlns:wps="http://schemas.microsoft.com/office/word/2010/wordprocessingShape" mc:Ignorable="w14 w15 w16se w16cid w16 w16cex w16sdtdh wp14">
+<w:ftr xmlns:wpc="http://schemas.microsoft.com/office/word/2010/wordprocessingCanvas" xmlns:cx="http://schemas.microsoft.com/office/drawing/2014/chartex" xmlns:mc="http://schemas.openxmlformats.org/markup-compatibility/2006" xmlns:o="urn:schemas-microsoft-com:office:office" xmlns:r="http://schemas.openxmlformats.org/officeDocument/2006/relationships" xmlns:m="http://schemas.openxmlformats.org/officeDocument/2006/math" xmlns:v="urn:schemas-microsoft-com:vml" xmlns:wp14="http://schemas.microsoft.com/office/word/2010/wordprocessingDrawing" xmlns:wp="http://schemas.openxmlformats.org/drawingml/2006/wordprocessingDrawing" xmlns:w10="urn:schemas-microsoft-com:office:word" xmlns:w="http://schemas.openxmlformats.org/wordprocessingml/2006/main" xmlns:w14="http://schemas.microsoft.com/office/word/2010/wordml" xmlns:w15="http://schemas.microsoft.com/office/word/2012/wordml" xmlns:w16se="http://schemas.microsoft.com/office/word/2015/wordml/symex" xmlns:wpg="http://schemas.microsoft.com/office/word/2010/wordprocessingGroup" xmlns:wpi="http://schemas.microsoft.com/office/word/2010/wordprocessingInk" xmlns:wne="http://schemas.microsoft.com/office/word/2006/wordml" xmlns:wps="http://schemas.microsoft.com/office/word/2010/wordprocessingShape" mc:Ignorable="w14 w15 w16se wp14">
   <w:p>
     <w:pPr>
       <w:pStyle w:val="Footer"/>
@@ -38780,6 +38805,7 @@
     <w:r>
       <w:rPr>
         <w:noProof/>
+        <w:lang w:eastAsia="en-US"/>
       </w:rPr>
       <mc:AlternateContent>
         <mc:Choice Requires="wps">
@@ -38844,7 +38870,10 @@
                             <w:fldChar w:fldCharType="separate"/>
                           </w:r>
                           <w:r>
-                            <w:t>1</w:t>
+                            <w:rPr>
+                              <w:noProof/>
+                            </w:rPr>
+                            <w:t>187</w:t>
                           </w:r>
                           <w:r>
                             <w:fldChar w:fldCharType="end"/>
@@ -38890,7 +38919,10 @@
                       <w:fldChar w:fldCharType="separate"/>
                     </w:r>
                     <w:r>
-                      <w:t>1</w:t>
+                      <w:rPr>
+                        <w:noProof/>
+                      </w:rPr>
+                      <w:t>187</w:t>
                     </w:r>
                     <w:r>
                       <w:fldChar w:fldCharType="end"/>
@@ -38909,7 +38941,7 @@
 </file>
 
 <file path=word/footnotes.xml><?xml version="1.0" encoding="utf-8"?>
-<w:footnotes xmlns:wpc="http://schemas.microsoft.com/office/word/2010/wordprocessingCanvas" xmlns:cx="http://schemas.microsoft.com/office/drawing/2014/chartex" xmlns:cx1="http://schemas.microsoft.com/office/drawing/2015/9/8/chartex" xmlns:cx2="http://schemas.microsoft.com/office/drawing/2015/10/21/chartex" xmlns:cx3="http://schemas.microsoft.com/office/drawing/2016/5/9/chartex" xmlns:cx4="http://schemas.microsoft.com/office/drawing/2016/5/10/chartex" xmlns:cx5="http://schemas.microsoft.com/office/drawing/2016/5/11/chartex" xmlns:cx6="http://schemas.microsoft.com/office/drawing/2016/5/12/chartex" xmlns:cx7="http://schemas.microsoft.com/office/drawing/2016/5/13/chartex" xmlns:cx8="http://schemas.microsoft.com/office/drawing/2016/5/14/chartex" xmlns:mc="http://schemas.openxmlformats.org/markup-compatibility/2006" xmlns:aink="http://schemas.microsoft.com/office/drawing/2016/ink" xmlns:am3d="http://schemas.microsoft.com/office/drawing/2017/model3d" xmlns:o="urn:schemas-microsoft-com:office:office" xmlns:r="http://schemas.openxmlformats.org/officeDocument/2006/relationships" xmlns:m="http://schemas.openxmlformats.org/officeDocument/2006/math" xmlns:v="urn:schemas-microsoft-com:vml" xmlns:wp14="http://schemas.microsoft.com/office/word/2010/wordprocessingDrawing" xmlns:wp="http://schemas.openxmlformats.org/drawingml/2006/wordprocessingDrawing" xmlns:w10="urn:schemas-microsoft-com:office:word" xmlns:w="http://schemas.openxmlformats.org/wordprocessingml/2006/main" xmlns:w14="http://schemas.microsoft.com/office/word/2010/wordml" xmlns:w15="http://schemas.microsoft.com/office/word/2012/wordml" xmlns:w16cex="http://schemas.microsoft.com/office/word/2018/wordml/cex" xmlns:w16cid="http://schemas.microsoft.com/office/word/2016/wordml/cid" xmlns:w16="http://schemas.microsoft.com/office/word/2018/wordml" xmlns:w16sdtdh="http://schemas.microsoft.com/office/word/2020/wordml/sdtdatahash" xmlns:w16se="http://schemas.microsoft.com/office/word/2015/wordml/symex" xmlns:wpg="http://schemas.microsoft.com/office/word/2010/wordprocessingGroup" xmlns:wpi="http://schemas.microsoft.com/office/word/2010/wordprocessingInk" xmlns:wne="http://schemas.microsoft.com/office/word/2006/wordml" xmlns:wps="http://schemas.microsoft.com/office/word/2010/wordprocessingShape" mc:Ignorable="w14 w15 w16se w16cid w16 w16cex w16sdtdh wp14">
+<w:footnotes xmlns:wpc="http://schemas.microsoft.com/office/word/2010/wordprocessingCanvas" xmlns:cx="http://schemas.microsoft.com/office/drawing/2014/chartex" xmlns:mc="http://schemas.openxmlformats.org/markup-compatibility/2006" xmlns:o="urn:schemas-microsoft-com:office:office" xmlns:r="http://schemas.openxmlformats.org/officeDocument/2006/relationships" xmlns:m="http://schemas.openxmlformats.org/officeDocument/2006/math" xmlns:v="urn:schemas-microsoft-com:vml" xmlns:wp14="http://schemas.microsoft.com/office/word/2010/wordprocessingDrawing" xmlns:wp="http://schemas.openxmlformats.org/drawingml/2006/wordprocessingDrawing" xmlns:w10="urn:schemas-microsoft-com:office:word" xmlns:w="http://schemas.openxmlformats.org/wordprocessingml/2006/main" xmlns:w14="http://schemas.microsoft.com/office/word/2010/wordml" xmlns:w15="http://schemas.microsoft.com/office/word/2012/wordml" xmlns:w16se="http://schemas.microsoft.com/office/word/2015/wordml/symex" xmlns:wpg="http://schemas.microsoft.com/office/word/2010/wordprocessingGroup" xmlns:wpi="http://schemas.microsoft.com/office/word/2010/wordprocessingInk" xmlns:wne="http://schemas.microsoft.com/office/word/2006/wordml" xmlns:wps="http://schemas.microsoft.com/office/word/2010/wordprocessingShape" mc:Ignorable="w14 w15 w16se wp14">
   <w:footnote w:type="separator" w:id="-1">
     <w:p>
       <w:r>
@@ -38928,7 +38960,7 @@
 </file>
 
 <file path=word/numbering.xml><?xml version="1.0" encoding="utf-8"?>
-<w:numbering xmlns:wpc="http://schemas.microsoft.com/office/word/2010/wordprocessingCanvas" xmlns:cx="http://schemas.microsoft.com/office/drawing/2014/chartex" xmlns:cx1="http://schemas.microsoft.com/office/drawing/2015/9/8/chartex" xmlns:cx2="http://schemas.microsoft.com/office/drawing/2015/10/21/chartex" xmlns:cx3="http://schemas.microsoft.com/office/drawing/2016/5/9/chartex" xmlns:cx4="http://schemas.microsoft.com/office/drawing/2016/5/10/chartex" xmlns:cx5="http://schemas.microsoft.com/office/drawing/2016/5/11/chartex" xmlns:cx6="http://schemas.microsoft.com/office/drawing/2016/5/12/chartex" xmlns:cx7="http://schemas.microsoft.com/office/drawing/2016/5/13/chartex" xmlns:cx8="http://schemas.microsoft.com/office/drawing/2016/5/14/chartex" xmlns:mc="http://schemas.openxmlformats.org/markup-compatibility/2006" xmlns:aink="http://schemas.microsoft.com/office/drawing/2016/ink" xmlns:am3d="http://schemas.microsoft.com/office/drawing/2017/model3d" xmlns:o="urn:schemas-microsoft-com:office:office" xmlns:r="http://schemas.openxmlformats.org/officeDocument/2006/relationships" xmlns:m="http://schemas.openxmlformats.org/officeDocument/2006/math" xmlns:v="urn:schemas-microsoft-com:vml" xmlns:wp14="http://schemas.microsoft.com/office/word/2010/wordprocessingDrawing" xmlns:wp="http://schemas.openxmlformats.org/drawingml/2006/wordprocessingDrawing" xmlns:w10="urn:schemas-microsoft-com:office:word" xmlns:w="http://schemas.openxmlformats.org/wordprocessingml/2006/main" xmlns:w14="http://schemas.microsoft.com/office/word/2010/wordml" xmlns:w15="http://schemas.microsoft.com/office/word/2012/wordml" xmlns:w16cex="http://schemas.microsoft.com/office/word/2018/wordml/cex" xmlns:w16cid="http://schemas.microsoft.com/office/word/2016/wordml/cid" xmlns:w16="http://schemas.microsoft.com/office/word/2018/wordml" xmlns:w16sdtdh="http://schemas.microsoft.com/office/word/2020/wordml/sdtdatahash" xmlns:w16se="http://schemas.microsoft.com/office/word/2015/wordml/symex" xmlns:wpg="http://schemas.microsoft.com/office/word/2010/wordprocessingGroup" xmlns:wpi="http://schemas.microsoft.com/office/word/2010/wordprocessingInk" xmlns:wne="http://schemas.microsoft.com/office/word/2006/wordml" xmlns:wps="http://schemas.microsoft.com/office/word/2010/wordprocessingShape" mc:Ignorable="w14 w15 w16se w16cid w16 w16cex w16sdtdh wp14">
+<w:numbering xmlns:wpc="http://schemas.microsoft.com/office/word/2010/wordprocessingCanvas" xmlns:cx="http://schemas.microsoft.com/office/drawing/2014/chartex" xmlns:mc="http://schemas.openxmlformats.org/markup-compatibility/2006" xmlns:o="urn:schemas-microsoft-com:office:office" xmlns:r="http://schemas.openxmlformats.org/officeDocument/2006/relationships" xmlns:m="http://schemas.openxmlformats.org/officeDocument/2006/math" xmlns:v="urn:schemas-microsoft-com:vml" xmlns:wp14="http://schemas.microsoft.com/office/word/2010/wordprocessingDrawing" xmlns:wp="http://schemas.openxmlformats.org/drawingml/2006/wordprocessingDrawing" xmlns:w10="urn:schemas-microsoft-com:office:word" xmlns:w="http://schemas.openxmlformats.org/wordprocessingml/2006/main" xmlns:w14="http://schemas.microsoft.com/office/word/2010/wordml" xmlns:w15="http://schemas.microsoft.com/office/word/2012/wordml" xmlns:w16se="http://schemas.microsoft.com/office/word/2015/wordml/symex" xmlns:wpg="http://schemas.microsoft.com/office/word/2010/wordprocessingGroup" xmlns:wpi="http://schemas.microsoft.com/office/word/2010/wordprocessingInk" xmlns:wne="http://schemas.microsoft.com/office/word/2006/wordml" xmlns:wps="http://schemas.microsoft.com/office/word/2010/wordprocessingShape" mc:Ignorable="w14 w15 w16se wp14">
   <w:abstractNum w:abstractNumId="0" w15:restartNumberingAfterBreak="0">
     <w:nsid w:val="19D4FA5E"/>
     <w:multiLevelType w:val="singleLevel"/>
@@ -38956,7 +38988,7 @@
 </file>
 
 <file path=word/styles.xml><?xml version="1.0" encoding="utf-8"?>
-<w:styles xmlns:mc="http://schemas.openxmlformats.org/markup-compatibility/2006" xmlns:r="http://schemas.openxmlformats.org/officeDocument/2006/relationships" xmlns:w="http://schemas.openxmlformats.org/wordprocessingml/2006/main" xmlns:w14="http://schemas.microsoft.com/office/word/2010/wordml" xmlns:w15="http://schemas.microsoft.com/office/word/2012/wordml" xmlns:w16cex="http://schemas.microsoft.com/office/word/2018/wordml/cex" xmlns:w16cid="http://schemas.microsoft.com/office/word/2016/wordml/cid" xmlns:w16="http://schemas.microsoft.com/office/word/2018/wordml" xmlns:w16sdtdh="http://schemas.microsoft.com/office/word/2020/wordml/sdtdatahash" xmlns:w16se="http://schemas.microsoft.com/office/word/2015/wordml/symex" mc:Ignorable="w14 w15 w16se w16cid w16 w16cex w16sdtdh">
+<w:styles xmlns:mc="http://schemas.openxmlformats.org/markup-compatibility/2006" xmlns:r="http://schemas.openxmlformats.org/officeDocument/2006/relationships" xmlns:w="http://schemas.openxmlformats.org/wordprocessingml/2006/main" xmlns:w14="http://schemas.microsoft.com/office/word/2010/wordml" xmlns:w15="http://schemas.microsoft.com/office/word/2012/wordml" xmlns:w16se="http://schemas.microsoft.com/office/word/2015/wordml/symex" mc:Ignorable="w14 w15 w16se">
   <w:docDefaults>
     <w:rPrDefault>
       <w:rPr>
@@ -38966,7 +38998,7 @@
     </w:rPrDefault>
     <w:pPrDefault/>
   </w:docDefaults>
-  <w:latentStyles w:defLockedState="0" w:defUIPriority="0" w:defSemiHidden="0" w:defUnhideWhenUsed="0" w:defQFormat="0" w:count="376">
+  <w:latentStyles w:defLockedState="0" w:defUIPriority="0" w:defSemiHidden="0" w:defUnhideWhenUsed="0" w:defQFormat="0" w:count="371">
     <w:lsdException w:name="Normal" w:qFormat="1"/>
     <w:lsdException w:name="heading 1" w:qFormat="1"/>
     <w:lsdException w:name="heading 2" w:semiHidden="1" w:unhideWhenUsed="1" w:qFormat="1"/>
@@ -39252,11 +39284,6 @@
     <w:lsdException w:name="List Table 5 Dark Accent 6" w:uiPriority="50"/>
     <w:lsdException w:name="List Table 6 Colorful Accent 6" w:uiPriority="51"/>
     <w:lsdException w:name="List Table 7 Colorful Accent 6" w:uiPriority="52"/>
-    <w:lsdException w:name="Mention" w:semiHidden="1" w:uiPriority="99" w:unhideWhenUsed="1"/>
-    <w:lsdException w:name="Smart Hyperlink" w:semiHidden="1" w:uiPriority="99" w:unhideWhenUsed="1"/>
-    <w:lsdException w:name="Hashtag" w:semiHidden="1" w:uiPriority="99" w:unhideWhenUsed="1"/>
-    <w:lsdException w:name="Unresolved Mention" w:semiHidden="1" w:uiPriority="99" w:unhideWhenUsed="1"/>
-    <w:lsdException w:name="Smart Link" w:semiHidden="1" w:uiPriority="99" w:unhideWhenUsed="1"/>
   </w:latentStyles>
   <w:style w:type="paragraph" w:default="1" w:styleId="Normal">
     <w:name w:val="Normal"/>
